--- a/public/reports/Hermes_AISA_Report_EN.docx
+++ b/public/reports/Hermes_AISA_Report_EN.docx
@@ -10,12 +10,12 @@
     <w:p/>
     <w:p>
       <w:r>
-        <w:t>- Generated at: 2026-04-23T05:33:11.611Z</w:t>
-      </w:r>
-    </w:p>
-    <w:p>
-      <w:r>
-        <w:t>- Dataset date: April 23, 2026</w:t>
+        <w:t>- Generated at: 2026-04-24T11:04:43.089Z</w:t>
+      </w:r>
+    </w:p>
+    <w:p>
+      <w:r>
+        <w:t>- Dataset date: April 24, 2026</w:t>
       </w:r>
     </w:p>
     <w:p/>

--- a/public/reports/Hermes_AISA_Report_EN.docx
+++ b/public/reports/Hermes_AISA_Report_EN.docx
@@ -10,12 +10,12 @@
     <w:p/>
     <w:p>
       <w:r>
-        <w:t>- Generated at: 2026-04-24T11:04:43.089Z</w:t>
-      </w:r>
-    </w:p>
-    <w:p>
-      <w:r>
-        <w:t>- Dataset date: April 24, 2026</w:t>
+        <w:t>- Generated at: 2026-04-25T04:44:29.267Z</w:t>
+      </w:r>
+    </w:p>
+    <w:p>
+      <w:r>
+        <w:t>- Dataset date: April 25, 2026</w:t>
       </w:r>
     </w:p>
     <w:p/>
@@ -150,57 +150,57 @@
     </w:p>
     <w:p>
       <w:r>
-        <w:t>| 5 | github-auth | github | Developer | 95 | cross-platform or mixed |</w:t>
-      </w:r>
-    </w:p>
-    <w:p>
-      <w:r>
-        <w:t>| 6 | github-code-review | github | Developer | 95 | cross-platform or mixed |</w:t>
-      </w:r>
-    </w:p>
-    <w:p>
-      <w:r>
-        <w:t>| 7 | github-issues | github | Developer | 95 | cross-platform or mixed |</w:t>
-      </w:r>
-    </w:p>
-    <w:p>
-      <w:r>
-        <w:t>| 8 | github-pr-workflow | github | Developer | 95 | cross-platform or mixed |</w:t>
-      </w:r>
-    </w:p>
-    <w:p>
-      <w:r>
-        <w:t>| 9 | github-repo-management | github | Developer | 95 | cross-platform or mixed |</w:t>
-      </w:r>
-    </w:p>
-    <w:p>
-      <w:r>
-        <w:t>| 10 | evaluating-llms-harness | mlops/evaluation | Developer | 95 | cross-platform or mixed |</w:t>
-      </w:r>
-    </w:p>
-    <w:p>
-      <w:r>
-        <w:t>| 11 | himalaya | email | Productivity &amp; Workspace | 92.75 | cross-platform or mixed |</w:t>
-      </w:r>
-    </w:p>
-    <w:p>
-      <w:r>
-        <w:t>| 12 | obsidian | note-taking | Productivity &amp; Workspace | 92.75 | cross-platform or mixed |</w:t>
-      </w:r>
-    </w:p>
-    <w:p>
-      <w:r>
-        <w:t>| 13 | google-workspace | productivity | Productivity &amp; Workspace | 92.75 | cross-platform or mixed |</w:t>
-      </w:r>
-    </w:p>
-    <w:p>
-      <w:r>
-        <w:t>| 14 | linear | productivity | Productivity &amp; Workspace | 92.75 | cross-platform or mixed |</w:t>
-      </w:r>
-    </w:p>
-    <w:p>
-      <w:r>
-        <w:t>| 15 | notion | productivity | Productivity &amp; Workspace | 92.75 | cross-platform or mixed |</w:t>
+        <w:t>| 5 | evaluating-llms-harness | mlops/evaluation | Search &amp; Research | 95.4 | cross-platform or mixed |</w:t>
+      </w:r>
+    </w:p>
+    <w:p>
+      <w:r>
+        <w:t>| 6 | apple-notes | apple | Search &amp; Research | 95.4 | macOS-only / Apple-adjacent |</w:t>
+      </w:r>
+    </w:p>
+    <w:p>
+      <w:r>
+        <w:t>| 7 | github-auth | github | Developer | 95 | cross-platform or mixed |</w:t>
+      </w:r>
+    </w:p>
+    <w:p>
+      <w:r>
+        <w:t>| 8 | github-code-review | github | Developer | 95 | cross-platform or mixed |</w:t>
+      </w:r>
+    </w:p>
+    <w:p>
+      <w:r>
+        <w:t>| 9 | github-issues | github | Developer | 95 | cross-platform or mixed |</w:t>
+      </w:r>
+    </w:p>
+    <w:p>
+      <w:r>
+        <w:t>| 10 | github-pr-workflow | github | Developer | 95 | cross-platform or mixed |</w:t>
+      </w:r>
+    </w:p>
+    <w:p>
+      <w:r>
+        <w:t>| 11 | github-repo-management | github | Developer | 95 | cross-platform or mixed |</w:t>
+      </w:r>
+    </w:p>
+    <w:p>
+      <w:r>
+        <w:t>| 12 | codebase-inspection | github | Developer | 95 | cross-platform or mixed |</w:t>
+      </w:r>
+    </w:p>
+    <w:p>
+      <w:r>
+        <w:t>| 13 | himalaya | email | Productivity &amp; Workspace | 92.75 | cross-platform or mixed |</w:t>
+      </w:r>
+    </w:p>
+    <w:p>
+      <w:r>
+        <w:t>| 14 | google-workspace | productivity | Productivity &amp; Workspace | 92.75 | cross-platform or mixed |</w:t>
+      </w:r>
+    </w:p>
+    <w:p>
+      <w:r>
+        <w:t>| 15 | linear | productivity | Productivity &amp; Workspace | 92.75 | cross-platform or mixed |</w:t>
       </w:r>
     </w:p>
     <w:p/>
@@ -227,47 +227,47 @@
     </w:p>
     <w:p>
       <w:r>
-        <w:t>| 2 | telephony | productivity | Productivity &amp; Workspace | 92.75 | cross-platform or mixed |</w:t>
-      </w:r>
-    </w:p>
-    <w:p>
-      <w:r>
-        <w:t>| 3 | blender-mcp | creative | Browser &amp; Automation | 92.45 | cross-platform or mixed |</w:t>
-      </w:r>
-    </w:p>
-    <w:p>
-      <w:r>
-        <w:t>| 4 | touchdesigner-mcp | creative | Browser &amp; Automation | 92.45 | cross-platform or mixed |</w:t>
-      </w:r>
-    </w:p>
-    <w:p>
-      <w:r>
-        <w:t>| 5 | neuroskill-bci | health | Browser &amp; Automation | 92.45 | cross-platform or mixed |</w:t>
-      </w:r>
-    </w:p>
-    <w:p>
-      <w:r>
-        <w:t>| 6 | fastmcp | mcp | Browser &amp; Automation | 92.45 | cross-platform or mixed |</w:t>
-      </w:r>
-    </w:p>
-    <w:p>
-      <w:r>
-        <w:t>| 7 | qmd | research | Browser &amp; Automation | 92.45 | cross-platform or mixed |</w:t>
-      </w:r>
-    </w:p>
-    <w:p>
-      <w:r>
-        <w:t>| 8 | 1password | security | Office Documents | 91.5 | cross-platform or mixed |</w:t>
-      </w:r>
-    </w:p>
-    <w:p>
-      <w:r>
-        <w:t>| 9 | meme-generation | creative | Media Generation | 89.6 | cross-platform or mixed |</w:t>
-      </w:r>
-    </w:p>
-    <w:p>
-      <w:r>
-        <w:t>| 10 | docker-management | devops | Media Generation | 89.6 | cross-platform or mixed |</w:t>
+        <w:t>| 2 | qmd | research | Search &amp; Research | 95.4 | cross-platform or mixed |</w:t>
+      </w:r>
+    </w:p>
+    <w:p>
+      <w:r>
+        <w:t>| 3 | docker-management | devops | Developer | 95 | cross-platform or mixed |</w:t>
+      </w:r>
+    </w:p>
+    <w:p>
+      <w:r>
+        <w:t>| 4 | openclaw-migration | migration | Developer | 95 | cross-platform or mixed |</w:t>
+      </w:r>
+    </w:p>
+    <w:p>
+      <w:r>
+        <w:t>| 5 | telephony | productivity | Productivity &amp; Workspace | 92.75 | cross-platform or mixed |</w:t>
+      </w:r>
+    </w:p>
+    <w:p>
+      <w:r>
+        <w:t>| 6 | blender-mcp | creative | Browser &amp; Automation | 92.45 | cross-platform or mixed |</w:t>
+      </w:r>
+    </w:p>
+    <w:p>
+      <w:r>
+        <w:t>| 7 | touchdesigner-mcp | creative | Browser &amp; Automation | 92.45 | cross-platform or mixed |</w:t>
+      </w:r>
+    </w:p>
+    <w:p>
+      <w:r>
+        <w:t>| 8 | neuroskill-bci | health | Browser &amp; Automation | 92.45 | cross-platform or mixed |</w:t>
+      </w:r>
+    </w:p>
+    <w:p>
+      <w:r>
+        <w:t>| 9 | fastmcp | mcp | Browser &amp; Automation | 92.45 | cross-platform or mixed |</w:t>
+      </w:r>
+    </w:p>
+    <w:p>
+      <w:r>
+        <w:t>| 10 | 1password | security | Security &amp; Audit | 89.35 | cross-platform or mixed |</w:t>
       </w:r>
     </w:p>
     <w:p>
@@ -292,7 +292,7 @@
     </w:p>
     <w:p>
       <w:r>
-        <w:t>| 15 | openclaw-migration | migration | Agentic Systems | 76.3 | cross-platform or mixed |</w:t>
+        <w:t>| 15 | meme-generation | creative | General Utility | 63.65 | cross-platform or mixed |</w:t>
       </w:r>
     </w:p>
     <w:p/>

--- a/public/reports/Hermes_AISA_Report_EN.docx
+++ b/public/reports/Hermes_AISA_Report_EN.docx
@@ -10,12 +10,12 @@
     <w:p/>
     <w:p>
       <w:r>
-        <w:t>- Generated at: 2026-04-25T14:50:26.679Z</w:t>
-      </w:r>
-    </w:p>
-    <w:p>
-      <w:r>
-        <w:t>- Dataset date: April 25, 2026</w:t>
+        <w:t>- Generated at: 2026-04-26T04:22:48.821Z</w:t>
+      </w:r>
+    </w:p>
+    <w:p>
+      <w:r>
+        <w:t>- Dataset date: April 26, 2026</w:t>
       </w:r>
     </w:p>
     <w:p/>
@@ -27,12 +27,12 @@
     <w:p/>
     <w:p>
       <w:r>
-        <w:t>- Live guide currently advertises 97 bundled skills across 28 categories via requests.</w:t>
-      </w:r>
-    </w:p>
-    <w:p>
-      <w:r>
-        <w:t>- Raw catalog currently parses 74 bundled rows and 0 optional rows across 19 sections via windows-curl-host.</w:t>
+        <w:t>- Live guide currently advertises 97 bundled skills across 28 categories via curl.</w:t>
+      </w:r>
+    </w:p>
+    <w:p>
+      <w:r>
+        <w:t>- Raw catalog currently parses 74 bundled rows and 0 optional rows across 19 sections via curl.</w:t>
       </w:r>
     </w:p>
     <w:p>
